--- a/corn_price_transmission_paper.docx
+++ b/corn_price_transmission_paper.docx
@@ -65,22 +65,62 @@
         <w:pStyle w:val="Normal"/>
         <w:spacing w:lineRule="auto" w:line="480"/>
         <w:jc w:val="center"/>
-        <w:rPr/>
-      </w:pPr>
-      <w:r>
-        <w:rPr>
-          <w:rFonts w:eastAsia="Times New Roman" w:cs="Times New Roman"/>
+        <w:rPr>
+          <w:rFonts w:ascii="Times New Roman" w:hAnsi="Times New Roman" w:eastAsia="Times New Roman" w:cs="Times New Roman"/>
           <w:b/>
           <w:bCs/>
           <w:sz w:val="24"/>
           <w:szCs w:val="24"/>
         </w:rPr>
+      </w:pPr>
+      <w:r>
+        <w:rPr>
+          <w:rFonts w:eastAsia="Times New Roman" w:cs="Times New Roman"/>
+          <w:b/>
+          <w:bCs/>
+          <w:sz w:val="24"/>
+          <w:szCs w:val="24"/>
+        </w:rPr>
         <w:t>Price Transmission and Cointegration in U.S. Corn Belt Markets, 2015–2026</w:t>
       </w:r>
     </w:p>
     <w:p>
       <w:pPr>
         <w:pStyle w:val="Normal"/>
+        <w:spacing w:lineRule="auto" w:line="480"/>
+        <w:jc w:val="center"/>
+        <w:rPr>
+          <w:rFonts w:ascii="Inter Variable;Helvetica;sans-serif" w:hAnsi="Inter Variable;Helvetica;sans-serif" w:eastAsia="Times New Roman" w:cs="Times New Roman"/>
+          <w:b/>
+          <w:bCs/>
+          <w:i w:val="false"/>
+          <w:caps w:val="false"/>
+          <w:smallCaps w:val="false"/>
+          <w:color w:val="E4E4E5"/>
+          <w:spacing w:val="0"/>
+          <w:sz w:val="30"/>
+          <w:szCs w:val="24"/>
+        </w:rPr>
+      </w:pPr>
+      <w:r>
+        <w:rPr>
+          <w:rFonts w:eastAsia="Times New Roman" w:cs="Times New Roman" w:ascii="Inter Variable;Helvetica;sans-serif" w:hAnsi="Inter Variable;Helvetica;sans-serif"/>
+          <w:b/>
+          <w:bCs/>
+          <w:i w:val="false"/>
+          <w:caps w:val="false"/>
+          <w:smallCaps w:val="false"/>
+          <w:color w:val="E4E4E5"/>
+          <w:spacing w:val="0"/>
+          <w:sz w:val="30"/>
+          <w:szCs w:val="24"/>
+        </w:rPr>
+        <w:t>National Institute of Electronics &amp; Information Technology</w:t>
+      </w:r>
+    </w:p>
+    <w:p>
+      <w:pPr>
+        <w:pStyle w:val="Normal"/>
         <w:spacing w:lineRule="auto" w:line="240"/>
         <w:rPr/>
       </w:pPr>
@@ -115,7 +155,60 @@
           <w:sz w:val="24"/>
           <w:szCs w:val="24"/>
         </w:rPr>
-        <w:t>Premananda</w:t>
+        <w:t xml:space="preserve">Mayanglambam </w:t>
+      </w:r>
+      <w:r>
+        <w:rPr>
+          <w:rFonts w:eastAsia="Times New Roman" w:cs="Times New Roman"/>
+          <w:b w:val="false"/>
+          <w:bCs w:val="false"/>
+          <w:i w:val="false"/>
+          <w:iCs w:val="false"/>
+          <w:sz w:val="24"/>
+          <w:szCs w:val="24"/>
+        </w:rPr>
+        <w:t xml:space="preserve">Premananda </w:t>
+      </w:r>
+      <w:r>
+        <w:rPr>
+          <w:rFonts w:eastAsia="Times New Roman" w:cs="Times New Roman"/>
+          <w:b w:val="false"/>
+          <w:bCs w:val="false"/>
+          <w:i w:val="false"/>
+          <w:iCs w:val="false"/>
+          <w:sz w:val="24"/>
+          <w:szCs w:val="24"/>
+        </w:rPr>
+        <w:t>Singh</w:t>
+      </w:r>
+    </w:p>
+    <w:p>
+      <w:pPr>
+        <w:pStyle w:val="Normal"/>
+        <w:spacing w:lineRule="auto" w:line="480"/>
+        <w:jc w:val="center"/>
+        <w:rPr>
+          <w:rFonts w:ascii="Times New Roman" w:hAnsi="Times New Roman" w:eastAsia="Times New Roman" w:cs="Times New Roman"/>
+          <w:b w:val="false"/>
+          <w:bCs w:val="false"/>
+          <w:i w:val="false"/>
+          <w:i w:val="false"/>
+          <w:iCs w:val="false"/>
+          <w:sz w:val="24"/>
+          <w:szCs w:val="24"/>
+        </w:rPr>
+      </w:pPr>
+      <w:r>
+        <w:rPr>
+          <w:rFonts w:eastAsia="Times New Roman" w:cs="Times New Roman"/>
+          <w:b w:val="false"/>
+          <w:bCs w:val="false"/>
+          <w:i w:val="false"/>
+          <w:iCs w:val="false"/>
+          <w:sz w:val="24"/>
+          <w:szCs w:val="24"/>
+        </w:rPr>
+        <w:t>email: premanan.mayang@proton.me</w:t>
       </w:r>
     </w:p>
     <w:p>
